--- a/public/templates/template_lpj.docx
+++ b/public/templates/template_lpj.docx
@@ -1,11 +1,10 @@
 
 <file path=word/document.xml><?xml version="1.0" encoding="utf-8"?>
-<w:document xmlns:o="urn:schemas-microsoft-com:office:office" xmlns:r="http://schemas.openxmlformats.org/officeDocument/2006/relationships" xmlns:v="urn:schemas-microsoft-com:vml" xmlns:w="http://schemas.openxmlformats.org/wordprocessingml/2006/main" xmlns:w10="urn:schemas-microsoft-com:office:word" xmlns:wp="http://schemas.openxmlformats.org/drawingml/2006/wordprocessingDrawing" xmlns:wps="http://schemas.microsoft.com/office/word/2010/wordprocessingShape" xmlns:wpg="http://schemas.microsoft.com/office/word/2010/wordprocessingGroup" xmlns:mc="http://schemas.openxmlformats.org/markup-compatibility/2006" xmlns:wp14="http://schemas.microsoft.com/office/word/2010/wordprocessingDrawing" xmlns:w14="http://schemas.microsoft.com/office/word/2010/wordml" xmlns:w15="http://schemas.microsoft.com/office/word/2012/wordml" mc:Ignorable="w14 wp14 w15">
+<w:document xmlns:wpc="http://schemas.microsoft.com/office/word/2010/wordprocessingCanvas" xmlns:cx="http://schemas.microsoft.com/office/drawing/2014/chartex" xmlns:cx1="http://schemas.microsoft.com/office/drawing/2015/9/8/chartex" xmlns:cx2="http://schemas.microsoft.com/office/drawing/2015/10/21/chartex" xmlns:cx3="http://schemas.microsoft.com/office/drawing/2016/5/9/chartex" xmlns:cx4="http://schemas.microsoft.com/office/drawing/2016/5/10/chartex" xmlns:cx5="http://schemas.microsoft.com/office/drawing/2016/5/11/chartex" xmlns:cx6="http://schemas.microsoft.com/office/drawing/2016/5/12/chartex" xmlns:cx7="http://schemas.microsoft.com/office/drawing/2016/5/13/chartex" xmlns:cx8="http://schemas.microsoft.com/office/drawing/2016/5/14/chartex" xmlns:mc="http://schemas.openxmlformats.org/markup-compatibility/2006" xmlns:aink="http://schemas.microsoft.com/office/drawing/2016/ink" xmlns:am3d="http://schemas.microsoft.com/office/drawing/2017/model3d" xmlns:o="urn:schemas-microsoft-com:office:office" xmlns:r="http://schemas.openxmlformats.org/officeDocument/2006/relationships" xmlns:m="http://schemas.openxmlformats.org/officeDocument/2006/math" xmlns:v="urn:schemas-microsoft-com:vml" xmlns:wp14="http://schemas.microsoft.com/office/word/2010/wordprocessingDrawing" xmlns:wp="http://schemas.openxmlformats.org/drawingml/2006/wordprocessingDrawing" xmlns:w10="urn:schemas-microsoft-com:office:word" xmlns:w="http://schemas.openxmlformats.org/wordprocessingml/2006/main" xmlns:w14="http://schemas.microsoft.com/office/word/2010/wordml" xmlns:w15="http://schemas.microsoft.com/office/word/2012/wordml" xmlns:w16cex="http://schemas.microsoft.com/office/word/2018/wordml/cex" xmlns:w16cid="http://schemas.microsoft.com/office/word/2016/wordml/cid" xmlns:w16="http://schemas.microsoft.com/office/word/2018/wordml" xmlns:w16sdtdh="http://schemas.microsoft.com/office/word/2020/wordml/sdtdatahash" xmlns:w16se="http://schemas.microsoft.com/office/word/2015/wordml/symex" xmlns:wpg="http://schemas.microsoft.com/office/word/2010/wordprocessingGroup" xmlns:wpi="http://schemas.microsoft.com/office/word/2010/wordprocessingInk" xmlns:wne="http://schemas.microsoft.com/office/word/2006/wordml" xmlns:wps="http://schemas.microsoft.com/office/word/2010/wordprocessingShape" mc:Ignorable="w14 w15 w16se w16cid w16 w16cex w16sdtdh wp14">
   <w:body>
     <w:p>
       <w:pPr>
-        <w:pStyle w:val="Normal"/>
-        <w:spacing w:lineRule="auto" w:line="240" w:before="0" w:after="0"/>
+        <w:spacing w:after="0" w:line="240" w:lineRule="auto"/>
         <w:jc w:val="center"/>
         <w:rPr>
           <w:rFonts w:ascii="Bookman Old Style" w:hAnsi="Bookman Old Style"/>
@@ -24,8 +23,7 @@
     </w:p>
     <w:p>
       <w:pPr>
-        <w:pStyle w:val="Normal"/>
-        <w:spacing w:lineRule="auto" w:line="240" w:before="0" w:after="0"/>
+        <w:spacing w:after="0" w:line="240" w:lineRule="auto"/>
         <w:jc w:val="center"/>
         <w:rPr>
           <w:rFonts w:ascii="Bookman Old Style" w:hAnsi="Bookman Old Style"/>
@@ -33,18 +31,10 @@
           <w:sz w:val="24"/>
         </w:rPr>
       </w:pPr>
-      <w:r>
-        <w:rPr>
-          <w:rFonts w:ascii="Bookman Old Style" w:hAnsi="Bookman Old Style"/>
-          <w:b/>
-          <w:sz w:val="24"/>
-        </w:rPr>
-      </w:r>
     </w:p>
     <w:p>
       <w:pPr>
-        <w:pStyle w:val="Normal"/>
-        <w:spacing w:lineRule="auto" w:line="240" w:before="0" w:after="0"/>
+        <w:spacing w:after="0" w:line="240" w:lineRule="auto"/>
         <w:jc w:val="center"/>
         <w:rPr>
           <w:rFonts w:ascii="Bookman Old Style" w:hAnsi="Bookman Old Style"/>
@@ -63,8 +53,7 @@
     </w:p>
     <w:p>
       <w:pPr>
-        <w:pStyle w:val="Normal"/>
-        <w:spacing w:lineRule="auto" w:line="240" w:before="0" w:after="0"/>
+        <w:spacing w:after="0" w:line="240" w:lineRule="auto"/>
         <w:jc w:val="center"/>
         <w:rPr>
           <w:rFonts w:ascii="Bookman Old Style" w:hAnsi="Bookman Old Style"/>
@@ -72,28 +61,13 @@
           <w:sz w:val="24"/>
         </w:rPr>
       </w:pPr>
-      <w:r>
-        <w:rPr>
-          <w:rFonts w:ascii="Bookman Old Style" w:hAnsi="Bookman Old Style"/>
-          <w:b/>
-          <w:sz w:val="24"/>
-        </w:rPr>
-      </w:r>
     </w:p>
     <w:tbl>
       <w:tblPr>
         <w:tblStyle w:val="TableGrid"/>
         <w:tblW w:w="9918" w:type="dxa"/>
-        <w:jc w:val="left"/>
-        <w:tblInd w:w="0" w:type="dxa"/>
         <w:tblLayout w:type="fixed"/>
-        <w:tblCellMar>
-          <w:top w:w="0" w:type="dxa"/>
-          <w:left w:w="108" w:type="dxa"/>
-          <w:bottom w:w="0" w:type="dxa"/>
-          <w:right w:w="108" w:type="dxa"/>
-        </w:tblCellMar>
-        <w:tblLook w:val="04a0" w:noHBand="0" w:noVBand="1" w:firstColumn="1" w:lastRow="0" w:lastColumn="0" w:firstRow="1"/>
+        <w:tblLook w:val="04A0" w:firstRow="1" w:lastRow="0" w:firstColumn="1" w:lastColumn="0" w:noHBand="0" w:noVBand="1"/>
       </w:tblPr>
       <w:tblGrid>
         <w:gridCol w:w="3797"/>
@@ -101,7 +75,6 @@
         <w:gridCol w:w="5827"/>
       </w:tblGrid>
       <w:tr>
-        <w:trPr/>
         <w:tc>
           <w:tcPr>
             <w:tcW w:w="3797" w:type="dxa"/>
@@ -115,15 +88,12 @@
           <w:p>
             <w:pPr>
               <w:pStyle w:val="ListParagraph"/>
-              <w:widowControl/>
               <w:numPr>
                 <w:ilvl w:val="0"/>
                 <w:numId w:val="1"/>
               </w:numPr>
-              <w:spacing w:lineRule="auto" w:line="240" w:before="0" w:after="0"/>
-              <w:ind w:hanging="360" w:left="360"/>
-              <w:contextualSpacing/>
-              <w:jc w:val="left"/>
+              <w:spacing w:after="0" w:line="240" w:lineRule="auto"/>
+              <w:ind w:left="360"/>
               <w:rPr>
                 <w:rFonts w:ascii="Bookman Old Style" w:hAnsi="Bookman Old Style"/>
                 <w:sz w:val="24"/>
@@ -131,11 +101,8 @@
             </w:pPr>
             <w:r>
               <w:rPr>
-                <w:rFonts w:eastAsia="Calibri" w:cs="" w:ascii="Bookman Old Style" w:hAnsi="Bookman Old Style"/>
-                <w:kern w:val="0"/>
-                <w:sz w:val="24"/>
-                <w:szCs w:val="22"/>
-                <w:lang w:val="en-US" w:eastAsia="en-US" w:bidi="ar-SA"/>
+                <w:rFonts w:ascii="Bookman Old Style" w:eastAsia="Calibri" w:hAnsi="Bookman Old Style"/>
+                <w:sz w:val="24"/>
               </w:rPr>
               <w:t>Nomor Surat Perintah Kerja Lembur</w:t>
             </w:r>
@@ -153,10 +120,7 @@
           </w:tcPr>
           <w:p>
             <w:pPr>
-              <w:pStyle w:val="Normal"/>
-              <w:widowControl/>
-              <w:spacing w:lineRule="auto" w:line="240" w:before="0" w:after="0"/>
-              <w:jc w:val="left"/>
+              <w:spacing w:after="0" w:line="240" w:lineRule="auto"/>
               <w:rPr>
                 <w:rFonts w:ascii="Bookman Old Style" w:hAnsi="Bookman Old Style"/>
                 <w:sz w:val="24"/>
@@ -164,11 +128,8 @@
             </w:pPr>
             <w:r>
               <w:rPr>
-                <w:rFonts w:eastAsia="Calibri" w:cs="" w:ascii="Bookman Old Style" w:hAnsi="Bookman Old Style"/>
-                <w:kern w:val="0"/>
-                <w:sz w:val="24"/>
-                <w:szCs w:val="22"/>
-                <w:lang w:val="en-US" w:eastAsia="en-US" w:bidi="ar-SA"/>
+                <w:rFonts w:ascii="Bookman Old Style" w:eastAsia="Calibri" w:hAnsi="Bookman Old Style"/>
+                <w:sz w:val="24"/>
               </w:rPr>
               <w:t>:</w:t>
             </w:r>
@@ -186,10 +147,7 @@
           </w:tcPr>
           <w:p>
             <w:pPr>
-              <w:pStyle w:val="Normal"/>
-              <w:widowControl/>
-              <w:spacing w:lineRule="auto" w:line="240" w:before="0" w:after="0"/>
-              <w:jc w:val="left"/>
+              <w:spacing w:after="0" w:line="240" w:lineRule="auto"/>
               <w:rPr>
                 <w:rFonts w:ascii="Bookman Old Style" w:hAnsi="Bookman Old Style"/>
                 <w:sz w:val="24"/>
@@ -197,40 +155,24 @@
             </w:pPr>
             <w:r>
               <w:rPr>
-                <w:rFonts w:eastAsia="Calibri" w:cs="" w:ascii="Bookman Old Style" w:hAnsi="Bookman Old Style"/>
-                <w:kern w:val="0"/>
-                <w:sz w:val="24"/>
-                <w:szCs w:val="22"/>
-                <w:lang w:val="en-US" w:eastAsia="en-US" w:bidi="ar-SA"/>
+                <w:rFonts w:ascii="Bookman Old Style" w:eastAsia="Calibri" w:hAnsi="Bookman Old Style"/>
+                <w:sz w:val="24"/>
               </w:rPr>
               <w:t>${no_surat}</w:t>
             </w:r>
           </w:p>
           <w:p>
             <w:pPr>
-              <w:pStyle w:val="Normal"/>
-              <w:widowControl/>
-              <w:spacing w:lineRule="auto" w:line="240" w:before="0" w:after="0"/>
-              <w:jc w:val="left"/>
+              <w:spacing w:after="0" w:line="240" w:lineRule="auto"/>
               <w:rPr>
                 <w:rFonts w:ascii="Bookman Old Style" w:hAnsi="Bookman Old Style"/>
                 <w:sz w:val="24"/>
               </w:rPr>
             </w:pPr>
-            <w:r>
-              <w:rPr>
-                <w:rFonts w:eastAsia="Calibri" w:cs="" w:ascii="Bookman Old Style" w:hAnsi="Bookman Old Style"/>
-                <w:kern w:val="0"/>
-                <w:sz w:val="24"/>
-                <w:szCs w:val="22"/>
-                <w:lang w:val="en-US" w:eastAsia="en-US" w:bidi="ar-SA"/>
-              </w:rPr>
-            </w:r>
           </w:p>
         </w:tc>
       </w:tr>
       <w:tr>
-        <w:trPr/>
         <w:tc>
           <w:tcPr>
             <w:tcW w:w="3797" w:type="dxa"/>
@@ -244,15 +186,12 @@
           <w:p>
             <w:pPr>
               <w:pStyle w:val="ListParagraph"/>
-              <w:widowControl/>
               <w:numPr>
                 <w:ilvl w:val="0"/>
                 <w:numId w:val="1"/>
               </w:numPr>
-              <w:spacing w:lineRule="auto" w:line="240" w:before="0" w:after="0"/>
-              <w:ind w:hanging="360" w:left="360"/>
-              <w:contextualSpacing/>
-              <w:jc w:val="left"/>
+              <w:spacing w:after="0" w:line="240" w:lineRule="auto"/>
+              <w:ind w:left="360"/>
               <w:rPr>
                 <w:rFonts w:ascii="Bookman Old Style" w:hAnsi="Bookman Old Style"/>
                 <w:sz w:val="24"/>
@@ -260,11 +199,8 @@
             </w:pPr>
             <w:r>
               <w:rPr>
-                <w:rFonts w:eastAsia="Calibri" w:cs="" w:ascii="Bookman Old Style" w:hAnsi="Bookman Old Style"/>
-                <w:kern w:val="0"/>
-                <w:sz w:val="24"/>
-                <w:szCs w:val="22"/>
-                <w:lang w:val="en-US" w:eastAsia="en-US" w:bidi="ar-SA"/>
+                <w:rFonts w:ascii="Bookman Old Style" w:eastAsia="Calibri" w:hAnsi="Bookman Old Style"/>
+                <w:sz w:val="24"/>
               </w:rPr>
               <w:t>Hari Tanggal Lembur</w:t>
             </w:r>
@@ -283,10 +219,7 @@
           </w:tcPr>
           <w:p>
             <w:pPr>
-              <w:pStyle w:val="Normal"/>
-              <w:widowControl/>
-              <w:spacing w:lineRule="auto" w:line="240" w:before="0" w:after="0"/>
-              <w:jc w:val="left"/>
+              <w:spacing w:after="0" w:line="240" w:lineRule="auto"/>
               <w:rPr>
                 <w:rFonts w:ascii="Bookman Old Style" w:hAnsi="Bookman Old Style"/>
                 <w:sz w:val="24"/>
@@ -294,11 +227,8 @@
             </w:pPr>
             <w:r>
               <w:rPr>
-                <w:rFonts w:eastAsia="Calibri" w:cs="" w:ascii="Bookman Old Style" w:hAnsi="Bookman Old Style"/>
-                <w:kern w:val="0"/>
-                <w:sz w:val="24"/>
-                <w:szCs w:val="22"/>
-                <w:lang w:val="en-US" w:eastAsia="en-US" w:bidi="ar-SA"/>
+                <w:rFonts w:ascii="Bookman Old Style" w:eastAsia="Calibri" w:hAnsi="Bookman Old Style"/>
+                <w:sz w:val="24"/>
               </w:rPr>
               <w:t>:</w:t>
             </w:r>
@@ -317,10 +247,7 @@
           </w:tcPr>
           <w:p>
             <w:pPr>
-              <w:pStyle w:val="Normal"/>
-              <w:widowControl/>
-              <w:spacing w:lineRule="auto" w:line="240" w:before="0" w:after="0"/>
-              <w:jc w:val="left"/>
+              <w:spacing w:after="0" w:line="240" w:lineRule="auto"/>
               <w:rPr>
                 <w:rFonts w:ascii="Bookman Old Style" w:hAnsi="Bookman Old Style"/>
                 <w:sz w:val="24"/>
@@ -329,11 +256,8 @@
             </w:pPr>
             <w:r>
               <w:rPr>
-                <w:rFonts w:eastAsia="Calibri" w:cs="" w:ascii="Bookman Old Style" w:hAnsi="Bookman Old Style"/>
-                <w:kern w:val="0"/>
-                <w:sz w:val="24"/>
-                <w:szCs w:val="22"/>
-                <w:lang w:val="en-US" w:eastAsia="en-US" w:bidi="ar-SA"/>
+                <w:rFonts w:ascii="Bookman Old Style" w:eastAsia="Calibri" w:hAnsi="Bookman Old Style"/>
+                <w:sz w:val="24"/>
               </w:rPr>
               <w:t>${hari_tanggal}</w:t>
             </w:r>
@@ -341,7 +265,6 @@
         </w:tc>
       </w:tr>
       <w:tr>
-        <w:trPr/>
         <w:tc>
           <w:tcPr>
             <w:tcW w:w="3797" w:type="dxa"/>
@@ -355,15 +278,12 @@
           <w:p>
             <w:pPr>
               <w:pStyle w:val="ListParagraph"/>
-              <w:widowControl/>
               <w:numPr>
                 <w:ilvl w:val="0"/>
                 <w:numId w:val="1"/>
               </w:numPr>
-              <w:spacing w:lineRule="auto" w:line="240" w:before="0" w:after="0"/>
-              <w:ind w:hanging="360" w:left="360"/>
-              <w:contextualSpacing/>
-              <w:jc w:val="left"/>
+              <w:spacing w:after="0" w:line="240" w:lineRule="auto"/>
+              <w:ind w:left="360"/>
               <w:rPr>
                 <w:rFonts w:ascii="Bookman Old Style" w:hAnsi="Bookman Old Style"/>
                 <w:sz w:val="24"/>
@@ -371,11 +291,8 @@
             </w:pPr>
             <w:r>
               <w:rPr>
-                <w:rFonts w:eastAsia="Calibri" w:cs="" w:ascii="Bookman Old Style" w:hAnsi="Bookman Old Style"/>
-                <w:kern w:val="0"/>
-                <w:sz w:val="24"/>
-                <w:szCs w:val="22"/>
-                <w:lang w:val="en-US" w:eastAsia="en-US" w:bidi="ar-SA"/>
+                <w:rFonts w:ascii="Bookman Old Style" w:eastAsia="Calibri" w:hAnsi="Bookman Old Style"/>
+                <w:sz w:val="24"/>
               </w:rPr>
               <w:t>Jumlah Jam Kerja Lembur</w:t>
             </w:r>
@@ -394,10 +311,7 @@
           </w:tcPr>
           <w:p>
             <w:pPr>
-              <w:pStyle w:val="Normal"/>
-              <w:widowControl/>
-              <w:spacing w:lineRule="auto" w:line="240" w:before="0" w:after="0"/>
-              <w:jc w:val="left"/>
+              <w:spacing w:after="0" w:line="240" w:lineRule="auto"/>
               <w:rPr>
                 <w:rFonts w:ascii="Bookman Old Style" w:hAnsi="Bookman Old Style"/>
                 <w:sz w:val="24"/>
@@ -405,11 +319,8 @@
             </w:pPr>
             <w:r>
               <w:rPr>
-                <w:rFonts w:eastAsia="Calibri" w:cs="" w:ascii="Bookman Old Style" w:hAnsi="Bookman Old Style"/>
-                <w:kern w:val="0"/>
-                <w:sz w:val="24"/>
-                <w:szCs w:val="22"/>
-                <w:lang w:val="en-US" w:eastAsia="en-US" w:bidi="ar-SA"/>
+                <w:rFonts w:ascii="Bookman Old Style" w:eastAsia="Calibri" w:hAnsi="Bookman Old Style"/>
+                <w:sz w:val="24"/>
               </w:rPr>
               <w:t>:</w:t>
             </w:r>
@@ -428,10 +339,7 @@
           </w:tcPr>
           <w:p>
             <w:pPr>
-              <w:pStyle w:val="Normal"/>
-              <w:widowControl/>
-              <w:spacing w:lineRule="auto" w:line="240" w:before="0" w:after="0"/>
-              <w:jc w:val="left"/>
+              <w:spacing w:after="0" w:line="240" w:lineRule="auto"/>
               <w:rPr>
                 <w:rFonts w:ascii="Bookman Old Style" w:hAnsi="Bookman Old Style"/>
                 <w:sz w:val="24"/>
@@ -439,11 +347,8 @@
             </w:pPr>
             <w:r>
               <w:rPr>
-                <w:rFonts w:eastAsia="Calibri" w:cs="" w:ascii="Bookman Old Style" w:hAnsi="Bookman Old Style"/>
-                <w:kern w:val="0"/>
-                <w:sz w:val="24"/>
-                <w:szCs w:val="22"/>
-                <w:lang w:val="en-US" w:eastAsia="en-US" w:bidi="ar-SA"/>
+                <w:rFonts w:ascii="Bookman Old Style" w:eastAsia="Calibri" w:hAnsi="Bookman Old Style"/>
+                <w:sz w:val="24"/>
               </w:rPr>
               <w:t>${jam} (${terbilang}) jam</w:t>
             </w:r>
@@ -451,7 +356,6 @@
         </w:tc>
       </w:tr>
       <w:tr>
-        <w:trPr/>
         <w:tc>
           <w:tcPr>
             <w:tcW w:w="3797" w:type="dxa"/>
@@ -465,15 +369,12 @@
           <w:p>
             <w:pPr>
               <w:pStyle w:val="ListParagraph"/>
-              <w:widowControl/>
               <w:numPr>
                 <w:ilvl w:val="0"/>
                 <w:numId w:val="1"/>
               </w:numPr>
-              <w:spacing w:lineRule="auto" w:line="240" w:before="0" w:after="0"/>
-              <w:ind w:hanging="360" w:left="360"/>
-              <w:contextualSpacing/>
-              <w:jc w:val="left"/>
+              <w:spacing w:after="0" w:line="240" w:lineRule="auto"/>
+              <w:ind w:left="360"/>
               <w:rPr>
                 <w:rFonts w:ascii="Bookman Old Style" w:hAnsi="Bookman Old Style"/>
                 <w:sz w:val="24"/>
@@ -481,11 +382,8 @@
             </w:pPr>
             <w:r>
               <w:rPr>
-                <w:rFonts w:eastAsia="Calibri" w:cs="" w:ascii="Bookman Old Style" w:hAnsi="Bookman Old Style"/>
-                <w:kern w:val="0"/>
-                <w:sz w:val="24"/>
-                <w:szCs w:val="22"/>
-                <w:lang w:val="en-US" w:eastAsia="en-US" w:bidi="ar-SA"/>
+                <w:rFonts w:ascii="Bookman Old Style" w:eastAsia="Calibri" w:hAnsi="Bookman Old Style"/>
+                <w:sz w:val="24"/>
               </w:rPr>
               <w:t>Pembebanan Anggaran</w:t>
             </w:r>
@@ -504,10 +402,7 @@
           </w:tcPr>
           <w:p>
             <w:pPr>
-              <w:pStyle w:val="Normal"/>
-              <w:widowControl/>
-              <w:spacing w:lineRule="auto" w:line="240" w:before="0" w:after="0"/>
-              <w:jc w:val="left"/>
+              <w:spacing w:after="0" w:line="240" w:lineRule="auto"/>
               <w:rPr>
                 <w:rFonts w:ascii="Bookman Old Style" w:hAnsi="Bookman Old Style"/>
                 <w:sz w:val="24"/>
@@ -515,11 +410,8 @@
             </w:pPr>
             <w:r>
               <w:rPr>
-                <w:rFonts w:eastAsia="Calibri" w:cs="" w:ascii="Bookman Old Style" w:hAnsi="Bookman Old Style"/>
-                <w:kern w:val="0"/>
-                <w:sz w:val="24"/>
-                <w:szCs w:val="22"/>
-                <w:lang w:val="en-US" w:eastAsia="en-US" w:bidi="ar-SA"/>
+                <w:rFonts w:ascii="Bookman Old Style" w:eastAsia="Calibri" w:hAnsi="Bookman Old Style"/>
+                <w:sz w:val="24"/>
               </w:rPr>
               <w:t>:</w:t>
             </w:r>
@@ -538,10 +430,7 @@
           </w:tcPr>
           <w:p>
             <w:pPr>
-              <w:pStyle w:val="Normal"/>
-              <w:widowControl/>
-              <w:spacing w:lineRule="auto" w:line="240" w:before="0" w:after="0"/>
-              <w:jc w:val="left"/>
+              <w:spacing w:after="0" w:line="240" w:lineRule="auto"/>
               <w:rPr>
                 <w:rFonts w:ascii="Bookman Old Style" w:hAnsi="Bookman Old Style"/>
                 <w:sz w:val="24"/>
@@ -550,11 +439,8 @@
             </w:pPr>
             <w:r>
               <w:rPr>
-                <w:rFonts w:eastAsia="Calibri" w:cs="" w:ascii="Bookman Old Style" w:hAnsi="Bookman Old Style"/>
-                <w:kern w:val="0"/>
-                <w:sz w:val="24"/>
-                <w:szCs w:val="22"/>
-                <w:lang w:val="en-US" w:eastAsia="en-US" w:bidi="ar-SA"/>
+                <w:rFonts w:ascii="Bookman Old Style" w:eastAsia="Calibri" w:hAnsi="Bookman Old Style"/>
+                <w:sz w:val="24"/>
               </w:rPr>
               <w:t>${anggaran}</w:t>
             </w:r>
@@ -563,7 +449,7 @@
       </w:tr>
       <w:tr>
         <w:trPr>
-          <w:trHeight w:val="972" w:hRule="atLeast"/>
+          <w:trHeight w:val="972"/>
         </w:trPr>
         <w:tc>
           <w:tcPr>
@@ -578,15 +464,12 @@
           <w:p>
             <w:pPr>
               <w:pStyle w:val="ListParagraph"/>
-              <w:widowControl/>
               <w:numPr>
                 <w:ilvl w:val="0"/>
                 <w:numId w:val="1"/>
               </w:numPr>
-              <w:spacing w:lineRule="auto" w:line="240" w:before="0" w:after="0"/>
-              <w:ind w:hanging="360" w:left="360"/>
-              <w:contextualSpacing/>
-              <w:jc w:val="left"/>
+              <w:spacing w:after="0" w:line="240" w:lineRule="auto"/>
+              <w:ind w:left="360"/>
               <w:rPr>
                 <w:rFonts w:ascii="Bookman Old Style" w:hAnsi="Bookman Old Style"/>
                 <w:sz w:val="24"/>
@@ -594,13 +477,39 @@
             </w:pPr>
             <w:r>
               <w:rPr>
-                <w:rFonts w:eastAsia="Calibri" w:cs="" w:ascii="Bookman Old Style" w:hAnsi="Bookman Old Style"/>
-                <w:kern w:val="0"/>
-                <w:sz w:val="24"/>
-                <w:szCs w:val="22"/>
-                <w:lang w:val="en-US" w:eastAsia="en-US" w:bidi="ar-SA"/>
-              </w:rPr>
-              <w:t>Deskripsi Hasil Pekerjaan Lembur</w:t>
+                <w:rFonts w:ascii="Bookman Old Style" w:eastAsia="Calibri" w:hAnsi="Bookman Old Style"/>
+                <w:sz w:val="24"/>
+              </w:rPr>
+              <w:t xml:space="preserve">Deskripsi Hasil </w:t>
+            </w:r>
+            <w:r>
+              <w:rPr>
+                <w:rFonts w:ascii="Bookman Old Style" w:eastAsia="Calibri" w:hAnsi="Bookman Old Style"/>
+                <w:sz w:val="24"/>
+              </w:rPr>
+              <w:t>Pekerjaan Lembur</w:t>
+            </w:r>
+          </w:p>
+          <w:p>
+            <w:pPr>
+              <w:pStyle w:val="ListParagraph"/>
+              <w:numPr>
+                <w:ilvl w:val="0"/>
+                <w:numId w:val="1"/>
+              </w:numPr>
+              <w:spacing w:after="0" w:line="240" w:lineRule="auto"/>
+              <w:ind w:left="360"/>
+              <w:rPr>
+                <w:rFonts w:ascii="Bookman Old Style" w:hAnsi="Bookman Old Style"/>
+                <w:sz w:val="24"/>
+              </w:rPr>
+            </w:pPr>
+            <w:r>
+              <w:rPr>
+                <w:rFonts w:ascii="Bookman Old Style" w:eastAsia="Calibri" w:hAnsi="Bookman Old Style"/>
+                <w:sz w:val="24"/>
+              </w:rPr>
+              <w:t>Dokumentasi</w:t>
             </w:r>
           </w:p>
         </w:tc>
@@ -616,10 +525,32 @@
           </w:tcPr>
           <w:p>
             <w:pPr>
-              <w:pStyle w:val="Normal"/>
-              <w:widowControl/>
-              <w:spacing w:lineRule="auto" w:line="240" w:before="0" w:after="0"/>
-              <w:jc w:val="left"/>
+              <w:spacing w:after="0" w:line="240" w:lineRule="auto"/>
+              <w:rPr>
+                <w:rFonts w:ascii="Bookman Old Style" w:eastAsia="Calibri" w:hAnsi="Bookman Old Style"/>
+                <w:sz w:val="24"/>
+              </w:rPr>
+            </w:pPr>
+            <w:r>
+              <w:rPr>
+                <w:rFonts w:ascii="Bookman Old Style" w:eastAsia="Calibri" w:hAnsi="Bookman Old Style"/>
+                <w:sz w:val="24"/>
+              </w:rPr>
+              <w:t>:</w:t>
+            </w:r>
+          </w:p>
+          <w:p>
+            <w:pPr>
+              <w:spacing w:after="0" w:line="240" w:lineRule="auto"/>
+              <w:rPr>
+                <w:rFonts w:ascii="Bookman Old Style" w:eastAsia="Calibri" w:hAnsi="Bookman Old Style"/>
+                <w:sz w:val="24"/>
+              </w:rPr>
+            </w:pPr>
+          </w:p>
+          <w:p>
+            <w:pPr>
+              <w:spacing w:after="0" w:line="240" w:lineRule="auto"/>
               <w:rPr>
                 <w:rFonts w:ascii="Bookman Old Style" w:hAnsi="Bookman Old Style"/>
                 <w:sz w:val="24"/>
@@ -627,11 +558,8 @@
             </w:pPr>
             <w:r>
               <w:rPr>
-                <w:rFonts w:eastAsia="Calibri" w:cs="" w:ascii="Bookman Old Style" w:hAnsi="Bookman Old Style"/>
-                <w:kern w:val="0"/>
-                <w:sz w:val="24"/>
-                <w:szCs w:val="22"/>
-                <w:lang w:val="en-US" w:eastAsia="en-US" w:bidi="ar-SA"/>
+                <w:rFonts w:ascii="Bookman Old Style" w:eastAsia="Calibri" w:hAnsi="Bookman Old Style"/>
+                <w:sz w:val="24"/>
               </w:rPr>
               <w:t>:</w:t>
             </w:r>
@@ -649,79 +577,81 @@
           </w:tcPr>
           <w:p>
             <w:pPr>
-              <w:pStyle w:val="Normal"/>
-              <w:widowControl/>
-              <w:spacing w:lineRule="auto" w:line="240" w:before="0" w:after="0"/>
-              <w:jc w:val="left"/>
-              <w:rPr>
-                <w:rFonts w:ascii="Bookman Old Style" w:hAnsi="Bookman Old Style"/>
+              <w:spacing w:after="0" w:line="240" w:lineRule="auto"/>
+              <w:rPr>
+                <w:rFonts w:ascii="Bookman Old Style" w:eastAsia="Calibri" w:hAnsi="Bookman Old Style"/>
                 <w:sz w:val="24"/>
               </w:rPr>
             </w:pPr>
             <w:r>
               <w:rPr>
-                <w:rFonts w:eastAsia="Calibri" w:cs="" w:ascii="Bookman Old Style" w:hAnsi="Bookman Old Style"/>
-                <w:kern w:val="0"/>
-                <w:sz w:val="24"/>
-                <w:szCs w:val="22"/>
-                <w:lang w:val="en-US" w:eastAsia="en-US" w:bidi="ar-SA"/>
+                <w:rFonts w:ascii="Bookman Old Style" w:eastAsia="Calibri" w:hAnsi="Bookman Old Style"/>
+                <w:sz w:val="24"/>
               </w:rPr>
               <w:t>${hasil}</w:t>
             </w:r>
+          </w:p>
+          <w:p>
+            <w:pPr>
+              <w:spacing w:after="0" w:line="240" w:lineRule="auto"/>
+              <w:rPr>
+                <w:rFonts w:ascii="Bookman Old Style" w:eastAsia="Calibri" w:hAnsi="Bookman Old Style"/>
+                <w:sz w:val="24"/>
+              </w:rPr>
+            </w:pPr>
+          </w:p>
+          <w:p>
+            <w:pPr>
+              <w:spacing w:after="0" w:line="240" w:lineRule="auto"/>
+              <w:jc w:val="both"/>
+              <w:rPr>
+                <w:rFonts w:ascii="Bookman Old Style" w:hAnsi="Bookman Old Style"/>
+                <w:sz w:val="24"/>
+              </w:rPr>
+            </w:pPr>
+            <w:r>
+              <w:rPr>
+                <w:rFonts w:ascii="Bookman Old Style" w:hAnsi="Bookman Old Style"/>
+                <w:sz w:val="24"/>
+              </w:rPr>
+              <w:t>${gambar}</w:t>
+            </w:r>
+          </w:p>
+          <w:p>
+            <w:pPr>
+              <w:spacing w:after="0" w:line="240" w:lineRule="auto"/>
+              <w:rPr>
+                <w:rFonts w:ascii="Bookman Old Style" w:hAnsi="Bookman Old Style"/>
+                <w:sz w:val="24"/>
+              </w:rPr>
+            </w:pPr>
           </w:p>
         </w:tc>
       </w:tr>
     </w:tbl>
     <w:p>
       <w:pPr>
-        <w:pStyle w:val="Normal"/>
-        <w:spacing w:lineRule="auto" w:line="240" w:before="0" w:after="0"/>
+        <w:spacing w:after="0" w:line="240" w:lineRule="auto"/>
         <w:jc w:val="both"/>
         <w:rPr>
           <w:rFonts w:ascii="Bookman Old Style" w:hAnsi="Bookman Old Style"/>
           <w:sz w:val="24"/>
         </w:rPr>
       </w:pPr>
-      <w:r>
-        <w:rPr/>
-      </w:r>
     </w:p>
     <w:p>
       <w:pPr>
-        <w:pStyle w:val="Normal"/>
-        <w:spacing w:lineRule="auto" w:line="240" w:before="0" w:after="0"/>
+        <w:spacing w:after="0" w:line="240" w:lineRule="auto"/>
         <w:jc w:val="both"/>
         <w:rPr>
           <w:rFonts w:ascii="Bookman Old Style" w:hAnsi="Bookman Old Style"/>
           <w:sz w:val="24"/>
         </w:rPr>
       </w:pPr>
-      <w:r>
-        <w:rPr>
-          <w:rFonts w:ascii="Bookman Old Style" w:hAnsi="Bookman Old Style"/>
-          <w:sz w:val="24"/>
-        </w:rPr>
-        <w:t>${gambar}</w:t>
-      </w:r>
     </w:p>
     <w:p>
       <w:pPr>
-        <w:pStyle w:val="Normal"/>
-        <w:spacing w:lineRule="auto" w:line="240" w:before="0" w:after="0"/>
-        <w:jc w:val="both"/>
-        <w:rPr>
-          <w:rFonts w:ascii="Bookman Old Style" w:hAnsi="Bookman Old Style"/>
-          <w:sz w:val="24"/>
-        </w:rPr>
-      </w:pPr>
-      <w:r>
-        <w:rPr/>
-      </w:r>
-    </w:p>
-    <w:p>
-      <w:pPr>
-        <w:pStyle w:val="Normal"/>
-        <w:spacing w:lineRule="auto" w:line="240" w:before="0" w:after="0"/>
+        <w:spacing w:after="0" w:line="240" w:lineRule="auto"/>
         <w:jc w:val="both"/>
         <w:rPr>
           <w:rFonts w:ascii="Bookman Old Style" w:hAnsi="Bookman Old Style"/>
@@ -738,8 +668,7 @@
     </w:p>
     <w:p>
       <w:pPr>
-        <w:pStyle w:val="Normal"/>
-        <w:spacing w:lineRule="auto" w:line="240" w:before="0" w:after="0"/>
+        <w:spacing w:after="0" w:line="240" w:lineRule="auto"/>
         <w:jc w:val="both"/>
         <w:rPr>
           <w:rFonts w:ascii="Bookman Old Style" w:hAnsi="Bookman Old Style"/>
@@ -747,31 +676,16 @@
           <w:sz w:val="24"/>
         </w:rPr>
       </w:pPr>
-      <w:r>
-        <w:rPr>
-          <w:rFonts w:ascii="Bookman Old Style" w:hAnsi="Bookman Old Style"/>
-          <w:b/>
-          <w:sz w:val="24"/>
-        </w:rPr>
-      </w:r>
     </w:p>
     <w:p>
       <w:pPr>
-        <w:pStyle w:val="Normal"/>
-        <w:spacing w:lineRule="auto" w:line="240" w:before="0" w:after="0"/>
-        <w:ind w:firstLine="720" w:left="4320"/>
-        <w:rPr>
-          <w:rFonts w:ascii="Bookman Old Style" w:hAnsi="Bookman Old Style"/>
-          <w:sz w:val="24"/>
-        </w:rPr>
-      </w:pPr>
-      <w:r>
-        <w:rPr>
-          <w:rFonts w:ascii="Bookman Old Style" w:hAnsi="Bookman Old Style"/>
-          <w:sz w:val="24"/>
-        </w:rPr>
-        <w:t xml:space="preserve"> </w:t>
-      </w:r>
+        <w:spacing w:after="0" w:line="240" w:lineRule="auto"/>
+        <w:ind w:left="4320" w:firstLine="720"/>
+        <w:rPr>
+          <w:rFonts w:ascii="Bookman Old Style" w:hAnsi="Bookman Old Style"/>
+          <w:sz w:val="24"/>
+        </w:rPr>
+      </w:pPr>
       <w:r>
         <w:rPr>
           <w:rFonts w:ascii="Bookman Old Style" w:hAnsi="Bookman Old Style"/>
@@ -782,9 +696,8 @@
     </w:p>
     <w:p>
       <w:pPr>
-        <w:pStyle w:val="Normal"/>
-        <w:spacing w:lineRule="auto" w:line="240" w:before="0" w:after="0"/>
-        <w:ind w:firstLine="720" w:left="4320"/>
+        <w:spacing w:after="0" w:line="240" w:lineRule="auto"/>
+        <w:ind w:left="4320" w:firstLine="720"/>
         <w:jc w:val="both"/>
         <w:rPr>
           <w:rFonts w:ascii="Bookman Old Style" w:hAnsi="Bookman Old Style"/>
@@ -801,8 +714,7 @@
     </w:p>
     <w:p>
       <w:pPr>
-        <w:pStyle w:val="Normal"/>
-        <w:spacing w:lineRule="auto" w:line="240" w:before="0" w:after="0"/>
+        <w:spacing w:after="0" w:line="240" w:lineRule="auto"/>
         <w:ind w:left="5670"/>
         <w:jc w:val="both"/>
         <w:rPr>
@@ -810,17 +722,10 @@
           <w:sz w:val="24"/>
         </w:rPr>
       </w:pPr>
-      <w:r>
-        <w:rPr>
-          <w:rFonts w:ascii="Bookman Old Style" w:hAnsi="Bookman Old Style"/>
-          <w:sz w:val="24"/>
-        </w:rPr>
-      </w:r>
     </w:p>
     <w:p>
       <w:pPr>
-        <w:pStyle w:val="Normal"/>
-        <w:spacing w:lineRule="auto" w:line="240" w:before="0" w:after="0"/>
+        <w:spacing w:after="0" w:line="240" w:lineRule="auto"/>
         <w:ind w:left="5670"/>
         <w:jc w:val="both"/>
         <w:rPr>
@@ -828,17 +733,10 @@
           <w:sz w:val="24"/>
         </w:rPr>
       </w:pPr>
-      <w:r>
-        <w:rPr>
-          <w:rFonts w:ascii="Bookman Old Style" w:hAnsi="Bookman Old Style"/>
-          <w:sz w:val="24"/>
-        </w:rPr>
-      </w:r>
     </w:p>
     <w:p>
       <w:pPr>
-        <w:pStyle w:val="Normal"/>
-        <w:spacing w:lineRule="auto" w:line="240" w:before="0" w:after="0"/>
+        <w:spacing w:after="0" w:line="240" w:lineRule="auto"/>
         <w:ind w:left="5670"/>
         <w:jc w:val="both"/>
         <w:rPr>
@@ -846,17 +744,10 @@
           <w:sz w:val="24"/>
         </w:rPr>
       </w:pPr>
-      <w:r>
-        <w:rPr>
-          <w:rFonts w:ascii="Bookman Old Style" w:hAnsi="Bookman Old Style"/>
-          <w:sz w:val="24"/>
-        </w:rPr>
-      </w:r>
     </w:p>
     <w:p>
       <w:pPr>
-        <w:pStyle w:val="Normal"/>
-        <w:spacing w:lineRule="auto" w:line="240" w:before="0" w:after="0"/>
+        <w:spacing w:after="0" w:line="240" w:lineRule="auto"/>
         <w:ind w:left="5670"/>
         <w:jc w:val="both"/>
         <w:rPr>
@@ -864,17 +755,10 @@
           <w:sz w:val="24"/>
         </w:rPr>
       </w:pPr>
-      <w:r>
-        <w:rPr>
-          <w:rFonts w:ascii="Bookman Old Style" w:hAnsi="Bookman Old Style"/>
-          <w:sz w:val="24"/>
-        </w:rPr>
-      </w:r>
     </w:p>
     <w:p>
       <w:pPr>
-        <w:pStyle w:val="Normal"/>
-        <w:spacing w:lineRule="auto" w:line="240" w:before="0" w:after="0"/>
+        <w:spacing w:after="0" w:line="240" w:lineRule="auto"/>
         <w:ind w:left="5670"/>
         <w:jc w:val="both"/>
         <w:rPr>
@@ -882,18 +766,11 @@
           <w:sz w:val="24"/>
         </w:rPr>
       </w:pPr>
-      <w:r>
-        <w:rPr>
-          <w:rFonts w:ascii="Bookman Old Style" w:hAnsi="Bookman Old Style"/>
-          <w:sz w:val="24"/>
-        </w:rPr>
-      </w:r>
     </w:p>
     <w:p>
       <w:pPr>
-        <w:pStyle w:val="Normal"/>
-        <w:spacing w:lineRule="auto" w:line="240" w:before="0" w:after="0"/>
-        <w:ind w:firstLine="720" w:left="4320"/>
+        <w:spacing w:after="0" w:line="240" w:lineRule="auto"/>
+        <w:ind w:left="4320" w:firstLine="720"/>
         <w:jc w:val="both"/>
         <w:rPr>
           <w:rFonts w:ascii="Bookman Old Style" w:hAnsi="Bookman Old Style"/>
@@ -909,140 +786,22 @@
       </w:r>
     </w:p>
     <w:sectPr>
-      <w:type w:val="nextPage"/>
       <w:pgSz w:w="12240" w:h="18720"/>
-      <w:pgMar w:left="1440" w:right="1440" w:gutter="0" w:header="0" w:top="1440" w:footer="0" w:bottom="1440"/>
-      <w:pgNumType w:fmt="decimal"/>
-      <w:formProt w:val="false"/>
-      <w:textDirection w:val="lrTb"/>
-      <w:docGrid w:type="default" w:linePitch="360" w:charSpace="4096"/>
+      <w:pgMar w:top="1440" w:right="1440" w:bottom="1440" w:left="1440" w:header="0" w:footer="0" w:gutter="0"/>
+      <w:cols w:space="720"/>
+      <w:formProt w:val="0"/>
+      <w:docGrid w:linePitch="360" w:charSpace="4096"/>
     </w:sectPr>
   </w:body>
 </w:document>
 </file>
 
 <file path=word/numbering.xml><?xml version="1.0" encoding="utf-8"?>
-<w:numbering xmlns:w="http://schemas.openxmlformats.org/wordprocessingml/2006/main" xmlns:o="urn:schemas-microsoft-com:office:office" xmlns:r="http://schemas.openxmlformats.org/officeDocument/2006/relationships" xmlns:v="urn:schemas-microsoft-com:vml" xmlns:mc="http://schemas.openxmlformats.org/markup-compatibility/2006" xmlns:w14="http://schemas.microsoft.com/office/word/2010/wordml" mc:Ignorable="w14">
-  <w:abstractNum w:abstractNumId="1">
-    <w:lvl w:ilvl="0">
-      <w:start w:val="1"/>
-      <w:numFmt w:val="decimal"/>
-      <w:lvlText w:val="%1."/>
-      <w:lvlJc w:val="left"/>
-      <w:pPr>
-        <w:tabs>
-          <w:tab w:val="num" w:pos="0"/>
-        </w:tabs>
-        <w:ind w:left="720" w:hanging="360"/>
-      </w:pPr>
-      <w:rPr/>
-    </w:lvl>
-    <w:lvl w:ilvl="1">
-      <w:start w:val="1"/>
-      <w:numFmt w:val="lowerLetter"/>
-      <w:lvlText w:val="%2."/>
-      <w:lvlJc w:val="left"/>
-      <w:pPr>
-        <w:tabs>
-          <w:tab w:val="num" w:pos="0"/>
-        </w:tabs>
-        <w:ind w:left="1440" w:hanging="360"/>
-      </w:pPr>
-      <w:rPr/>
-    </w:lvl>
-    <w:lvl w:ilvl="2">
-      <w:start w:val="1"/>
-      <w:numFmt w:val="lowerRoman"/>
-      <w:lvlText w:val="%3."/>
-      <w:lvlJc w:val="right"/>
-      <w:pPr>
-        <w:tabs>
-          <w:tab w:val="num" w:pos="0"/>
-        </w:tabs>
-        <w:ind w:left="2160" w:hanging="180"/>
-      </w:pPr>
-      <w:rPr/>
-    </w:lvl>
-    <w:lvl w:ilvl="3">
-      <w:start w:val="1"/>
-      <w:numFmt w:val="decimal"/>
-      <w:lvlText w:val="%4."/>
-      <w:lvlJc w:val="left"/>
-      <w:pPr>
-        <w:tabs>
-          <w:tab w:val="num" w:pos="0"/>
-        </w:tabs>
-        <w:ind w:left="2880" w:hanging="360"/>
-      </w:pPr>
-      <w:rPr/>
-    </w:lvl>
-    <w:lvl w:ilvl="4">
-      <w:start w:val="1"/>
-      <w:numFmt w:val="lowerLetter"/>
-      <w:lvlText w:val="%5."/>
-      <w:lvlJc w:val="left"/>
-      <w:pPr>
-        <w:tabs>
-          <w:tab w:val="num" w:pos="0"/>
-        </w:tabs>
-        <w:ind w:left="3600" w:hanging="360"/>
-      </w:pPr>
-      <w:rPr/>
-    </w:lvl>
-    <w:lvl w:ilvl="5">
-      <w:start w:val="1"/>
-      <w:numFmt w:val="lowerRoman"/>
-      <w:lvlText w:val="%6."/>
-      <w:lvlJc w:val="right"/>
-      <w:pPr>
-        <w:tabs>
-          <w:tab w:val="num" w:pos="0"/>
-        </w:tabs>
-        <w:ind w:left="4320" w:hanging="180"/>
-      </w:pPr>
-      <w:rPr/>
-    </w:lvl>
-    <w:lvl w:ilvl="6">
-      <w:start w:val="1"/>
-      <w:numFmt w:val="decimal"/>
-      <w:lvlText w:val="%7."/>
-      <w:lvlJc w:val="left"/>
-      <w:pPr>
-        <w:tabs>
-          <w:tab w:val="num" w:pos="0"/>
-        </w:tabs>
-        <w:ind w:left="5040" w:hanging="360"/>
-      </w:pPr>
-      <w:rPr/>
-    </w:lvl>
-    <w:lvl w:ilvl="7">
-      <w:start w:val="1"/>
-      <w:numFmt w:val="lowerLetter"/>
-      <w:lvlText w:val="%8."/>
-      <w:lvlJc w:val="left"/>
-      <w:pPr>
-        <w:tabs>
-          <w:tab w:val="num" w:pos="0"/>
-        </w:tabs>
-        <w:ind w:left="5760" w:hanging="360"/>
-      </w:pPr>
-      <w:rPr/>
-    </w:lvl>
-    <w:lvl w:ilvl="8">
-      <w:start w:val="1"/>
-      <w:numFmt w:val="lowerRoman"/>
-      <w:lvlText w:val="%9."/>
-      <w:lvlJc w:val="right"/>
-      <w:pPr>
-        <w:tabs>
-          <w:tab w:val="num" w:pos="0"/>
-        </w:tabs>
-        <w:ind w:left="6480" w:hanging="180"/>
-      </w:pPr>
-      <w:rPr/>
-    </w:lvl>
-  </w:abstractNum>
-  <w:abstractNum w:abstractNumId="2">
+<w:numbering xmlns:wpc="http://schemas.microsoft.com/office/word/2010/wordprocessingCanvas" xmlns:cx="http://schemas.microsoft.com/office/drawing/2014/chartex" xmlns:cx1="http://schemas.microsoft.com/office/drawing/2015/9/8/chartex" xmlns:cx2="http://schemas.microsoft.com/office/drawing/2015/10/21/chartex" xmlns:cx3="http://schemas.microsoft.com/office/drawing/2016/5/9/chartex" xmlns:cx4="http://schemas.microsoft.com/office/drawing/2016/5/10/chartex" xmlns:cx5="http://schemas.microsoft.com/office/drawing/2016/5/11/chartex" xmlns:cx6="http://schemas.microsoft.com/office/drawing/2016/5/12/chartex" xmlns:cx7="http://schemas.microsoft.com/office/drawing/2016/5/13/chartex" xmlns:cx8="http://schemas.microsoft.com/office/drawing/2016/5/14/chartex" xmlns:mc="http://schemas.openxmlformats.org/markup-compatibility/2006" xmlns:aink="http://schemas.microsoft.com/office/drawing/2016/ink" xmlns:am3d="http://schemas.microsoft.com/office/drawing/2017/model3d" xmlns:o="urn:schemas-microsoft-com:office:office" xmlns:r="http://schemas.openxmlformats.org/officeDocument/2006/relationships" xmlns:m="http://schemas.openxmlformats.org/officeDocument/2006/math" xmlns:v="urn:schemas-microsoft-com:vml" xmlns:wp14="http://schemas.microsoft.com/office/word/2010/wordprocessingDrawing" xmlns:wp="http://schemas.openxmlformats.org/drawingml/2006/wordprocessingDrawing" xmlns:w10="urn:schemas-microsoft-com:office:word" xmlns:w="http://schemas.openxmlformats.org/wordprocessingml/2006/main" xmlns:w14="http://schemas.microsoft.com/office/word/2010/wordml" xmlns:w15="http://schemas.microsoft.com/office/word/2012/wordml" xmlns:w16cex="http://schemas.microsoft.com/office/word/2018/wordml/cex" xmlns:w16cid="http://schemas.microsoft.com/office/word/2016/wordml/cid" xmlns:w16="http://schemas.microsoft.com/office/word/2018/wordml" xmlns:w16sdtdh="http://schemas.microsoft.com/office/word/2020/wordml/sdtdatahash" xmlns:w16se="http://schemas.microsoft.com/office/word/2015/wordml/symex" xmlns:wpg="http://schemas.microsoft.com/office/word/2010/wordprocessingGroup" xmlns:wpi="http://schemas.microsoft.com/office/word/2010/wordprocessingInk" xmlns:wne="http://schemas.microsoft.com/office/word/2006/wordml" xmlns:wps="http://schemas.microsoft.com/office/word/2010/wordprocessingShape" mc:Ignorable="w14 w15 w16se w16cid w16 w16cex w16sdtdh wp14">
+  <w:abstractNum w:abstractNumId="0" w15:restartNumberingAfterBreak="0">
+    <w:nsid w:val="1BFD75CB"/>
+    <w:multiLevelType w:val="multilevel"/>
+    <w:tmpl w:val="A21EECAE"/>
     <w:lvl w:ilvl="0">
       <w:start w:val="1"/>
       <w:numFmt w:val="none"/>
@@ -1053,7 +812,7 @@
         <w:tabs>
           <w:tab w:val="num" w:pos="0"/>
         </w:tabs>
-        <w:ind w:left="0" w:hanging="0"/>
+        <w:ind w:left="0" w:firstLine="0"/>
       </w:pPr>
     </w:lvl>
     <w:lvl w:ilvl="1">
@@ -1066,7 +825,7 @@
         <w:tabs>
           <w:tab w:val="num" w:pos="0"/>
         </w:tabs>
-        <w:ind w:left="0" w:hanging="0"/>
+        <w:ind w:left="0" w:firstLine="0"/>
       </w:pPr>
     </w:lvl>
     <w:lvl w:ilvl="2">
@@ -1079,7 +838,7 @@
         <w:tabs>
           <w:tab w:val="num" w:pos="0"/>
         </w:tabs>
-        <w:ind w:left="0" w:hanging="0"/>
+        <w:ind w:left="0" w:firstLine="0"/>
       </w:pPr>
     </w:lvl>
     <w:lvl w:ilvl="3">
@@ -1092,7 +851,7 @@
         <w:tabs>
           <w:tab w:val="num" w:pos="0"/>
         </w:tabs>
-        <w:ind w:left="0" w:hanging="0"/>
+        <w:ind w:left="0" w:firstLine="0"/>
       </w:pPr>
     </w:lvl>
     <w:lvl w:ilvl="4">
@@ -1105,7 +864,7 @@
         <w:tabs>
           <w:tab w:val="num" w:pos="0"/>
         </w:tabs>
-        <w:ind w:left="0" w:hanging="0"/>
+        <w:ind w:left="0" w:firstLine="0"/>
       </w:pPr>
     </w:lvl>
     <w:lvl w:ilvl="5">
@@ -1118,7 +877,7 @@
         <w:tabs>
           <w:tab w:val="num" w:pos="0"/>
         </w:tabs>
-        <w:ind w:left="0" w:hanging="0"/>
+        <w:ind w:left="0" w:firstLine="0"/>
       </w:pPr>
     </w:lvl>
     <w:lvl w:ilvl="6">
@@ -1131,7 +890,7 @@
         <w:tabs>
           <w:tab w:val="num" w:pos="0"/>
         </w:tabs>
-        <w:ind w:left="0" w:hanging="0"/>
+        <w:ind w:left="0" w:firstLine="0"/>
       </w:pPr>
     </w:lvl>
     <w:lvl w:ilvl="7">
@@ -1144,7 +903,7 @@
         <w:tabs>
           <w:tab w:val="num" w:pos="0"/>
         </w:tabs>
-        <w:ind w:left="0" w:hanging="0"/>
+        <w:ind w:left="0" w:firstLine="0"/>
       </w:pPr>
     </w:lvl>
     <w:lvl w:ilvl="8">
@@ -1157,7 +916,120 @@
         <w:tabs>
           <w:tab w:val="num" w:pos="0"/>
         </w:tabs>
-        <w:ind w:left="0" w:hanging="0"/>
+        <w:ind w:left="0" w:firstLine="0"/>
+      </w:pPr>
+    </w:lvl>
+  </w:abstractNum>
+  <w:abstractNum w:abstractNumId="1" w15:restartNumberingAfterBreak="0">
+    <w:nsid w:val="53D672DF"/>
+    <w:multiLevelType w:val="multilevel"/>
+    <w:tmpl w:val="60BC94F0"/>
+    <w:lvl w:ilvl="0">
+      <w:start w:val="1"/>
+      <w:numFmt w:val="decimal"/>
+      <w:lvlText w:val="%1."/>
+      <w:lvlJc w:val="left"/>
+      <w:pPr>
+        <w:tabs>
+          <w:tab w:val="num" w:pos="0"/>
+        </w:tabs>
+        <w:ind w:left="720" w:hanging="360"/>
+      </w:pPr>
+    </w:lvl>
+    <w:lvl w:ilvl="1">
+      <w:start w:val="1"/>
+      <w:numFmt w:val="lowerLetter"/>
+      <w:lvlText w:val="%2."/>
+      <w:lvlJc w:val="left"/>
+      <w:pPr>
+        <w:tabs>
+          <w:tab w:val="num" w:pos="0"/>
+        </w:tabs>
+        <w:ind w:left="1440" w:hanging="360"/>
+      </w:pPr>
+    </w:lvl>
+    <w:lvl w:ilvl="2">
+      <w:start w:val="1"/>
+      <w:numFmt w:val="lowerRoman"/>
+      <w:lvlText w:val="%3."/>
+      <w:lvlJc w:val="right"/>
+      <w:pPr>
+        <w:tabs>
+          <w:tab w:val="num" w:pos="0"/>
+        </w:tabs>
+        <w:ind w:left="2160" w:hanging="180"/>
+      </w:pPr>
+    </w:lvl>
+    <w:lvl w:ilvl="3">
+      <w:start w:val="1"/>
+      <w:numFmt w:val="decimal"/>
+      <w:lvlText w:val="%4."/>
+      <w:lvlJc w:val="left"/>
+      <w:pPr>
+        <w:tabs>
+          <w:tab w:val="num" w:pos="0"/>
+        </w:tabs>
+        <w:ind w:left="2880" w:hanging="360"/>
+      </w:pPr>
+    </w:lvl>
+    <w:lvl w:ilvl="4">
+      <w:start w:val="1"/>
+      <w:numFmt w:val="lowerLetter"/>
+      <w:lvlText w:val="%5."/>
+      <w:lvlJc w:val="left"/>
+      <w:pPr>
+        <w:tabs>
+          <w:tab w:val="num" w:pos="0"/>
+        </w:tabs>
+        <w:ind w:left="3600" w:hanging="360"/>
+      </w:pPr>
+    </w:lvl>
+    <w:lvl w:ilvl="5">
+      <w:start w:val="1"/>
+      <w:numFmt w:val="lowerRoman"/>
+      <w:lvlText w:val="%6."/>
+      <w:lvlJc w:val="right"/>
+      <w:pPr>
+        <w:tabs>
+          <w:tab w:val="num" w:pos="0"/>
+        </w:tabs>
+        <w:ind w:left="4320" w:hanging="180"/>
+      </w:pPr>
+    </w:lvl>
+    <w:lvl w:ilvl="6">
+      <w:start w:val="1"/>
+      <w:numFmt w:val="decimal"/>
+      <w:lvlText w:val="%7."/>
+      <w:lvlJc w:val="left"/>
+      <w:pPr>
+        <w:tabs>
+          <w:tab w:val="num" w:pos="0"/>
+        </w:tabs>
+        <w:ind w:left="5040" w:hanging="360"/>
+      </w:pPr>
+    </w:lvl>
+    <w:lvl w:ilvl="7">
+      <w:start w:val="1"/>
+      <w:numFmt w:val="lowerLetter"/>
+      <w:lvlText w:val="%8."/>
+      <w:lvlJc w:val="left"/>
+      <w:pPr>
+        <w:tabs>
+          <w:tab w:val="num" w:pos="0"/>
+        </w:tabs>
+        <w:ind w:left="5760" w:hanging="360"/>
+      </w:pPr>
+    </w:lvl>
+    <w:lvl w:ilvl="8">
+      <w:start w:val="1"/>
+      <w:numFmt w:val="lowerRoman"/>
+      <w:lvlText w:val="%9."/>
+      <w:lvlJc w:val="right"/>
+      <w:pPr>
+        <w:tabs>
+          <w:tab w:val="num" w:pos="0"/>
+        </w:tabs>
+        <w:ind w:left="6480" w:hanging="180"/>
       </w:pPr>
     </w:lvl>
   </w:abstractNum>
@@ -1165,17 +1037,17 @@
     <w:abstractNumId w:val="1"/>
   </w:num>
   <w:num w:numId="2">
-    <w:abstractNumId w:val="2"/>
+    <w:abstractNumId w:val="0"/>
   </w:num>
 </w:numbering>
 </file>
 
 <file path=word/styles.xml><?xml version="1.0" encoding="utf-8"?>
-<w:styles xmlns:w="http://schemas.openxmlformats.org/wordprocessingml/2006/main" xmlns:w14="http://schemas.microsoft.com/office/word/2010/wordml" xmlns:mc="http://schemas.openxmlformats.org/markup-compatibility/2006" mc:Ignorable="w14">
+<w:styles xmlns:mc="http://schemas.openxmlformats.org/markup-compatibility/2006" xmlns:r="http://schemas.openxmlformats.org/officeDocument/2006/relationships" xmlns:w="http://schemas.openxmlformats.org/wordprocessingml/2006/main" xmlns:w14="http://schemas.microsoft.com/office/word/2010/wordml" xmlns:w15="http://schemas.microsoft.com/office/word/2012/wordml" xmlns:w16cex="http://schemas.microsoft.com/office/word/2018/wordml/cex" xmlns:w16cid="http://schemas.microsoft.com/office/word/2016/wordml/cid" xmlns:w16="http://schemas.microsoft.com/office/word/2018/wordml" xmlns:w16sdtdh="http://schemas.microsoft.com/office/word/2020/wordml/sdtdatahash" xmlns:w16se="http://schemas.microsoft.com/office/word/2015/wordml/symex" mc:Ignorable="w14 w15 w16se w16cid w16 w16cex w16sdtdh">
   <w:docDefaults>
     <w:rPrDefault>
       <w:rPr>
-        <w:rFonts w:ascii="Calibri" w:hAnsi="Calibri" w:eastAsia="Calibri" w:cs="" w:asciiTheme="minorHAnsi" w:cstheme="minorBidi" w:eastAsiaTheme="minorHAnsi" w:hAnsiTheme="minorHAnsi"/>
+        <w:rFonts w:asciiTheme="minorHAnsi" w:eastAsiaTheme="minorHAnsi" w:hAnsiTheme="minorHAnsi" w:cstheme="minorBidi"/>
         <w:sz w:val="22"/>
         <w:szCs w:val="22"/>
         <w:lang w:val="en-US" w:eastAsia="en-US" w:bidi="ar-SA"/>
@@ -1183,21 +1055,21 @@
     </w:rPrDefault>
     <w:pPrDefault>
       <w:pPr>
-        <w:suppressAutoHyphens w:val="true"/>
+        <w:suppressAutoHyphens/>
       </w:pPr>
     </w:pPrDefault>
   </w:docDefaults>
   <w:latentStyles w:defLockedState="0" w:defUIPriority="99" w:defSemiHidden="0" w:defUnhideWhenUsed="0" w:defQFormat="0" w:count="376">
     <w:lsdException w:name="Normal" w:uiPriority="0" w:qFormat="1"/>
     <w:lsdException w:name="heading 1" w:uiPriority="9" w:qFormat="1"/>
-    <w:lsdException w:name="heading 2" w:uiPriority="9" w:semiHidden="1" w:unhideWhenUsed="1" w:qFormat="1"/>
-    <w:lsdException w:name="heading 3" w:uiPriority="9" w:semiHidden="1" w:unhideWhenUsed="1" w:qFormat="1"/>
-    <w:lsdException w:name="heading 4" w:uiPriority="9" w:semiHidden="1" w:unhideWhenUsed="1" w:qFormat="1"/>
-    <w:lsdException w:name="heading 5" w:uiPriority="9" w:semiHidden="1" w:unhideWhenUsed="1" w:qFormat="1"/>
-    <w:lsdException w:name="heading 6" w:uiPriority="9" w:semiHidden="1" w:unhideWhenUsed="1" w:qFormat="1"/>
-    <w:lsdException w:name="heading 7" w:uiPriority="9" w:semiHidden="1" w:unhideWhenUsed="1" w:qFormat="1"/>
-    <w:lsdException w:name="heading 8" w:uiPriority="9" w:semiHidden="1" w:unhideWhenUsed="1" w:qFormat="1"/>
-    <w:lsdException w:name="heading 9" w:uiPriority="9" w:semiHidden="1" w:unhideWhenUsed="1" w:qFormat="1"/>
+    <w:lsdException w:name="heading 2" w:semiHidden="1" w:uiPriority="9" w:unhideWhenUsed="1" w:qFormat="1"/>
+    <w:lsdException w:name="heading 3" w:semiHidden="1" w:uiPriority="9" w:unhideWhenUsed="1" w:qFormat="1"/>
+    <w:lsdException w:name="heading 4" w:semiHidden="1" w:uiPriority="9" w:unhideWhenUsed="1" w:qFormat="1"/>
+    <w:lsdException w:name="heading 5" w:semiHidden="1" w:uiPriority="9" w:unhideWhenUsed="1" w:qFormat="1"/>
+    <w:lsdException w:name="heading 6" w:semiHidden="1" w:uiPriority="9" w:unhideWhenUsed="1" w:qFormat="1"/>
+    <w:lsdException w:name="heading 7" w:semiHidden="1" w:uiPriority="9" w:unhideWhenUsed="1" w:qFormat="1"/>
+    <w:lsdException w:name="heading 8" w:semiHidden="1" w:uiPriority="9" w:unhideWhenUsed="1" w:qFormat="1"/>
+    <w:lsdException w:name="heading 9" w:semiHidden="1" w:uiPriority="9" w:unhideWhenUsed="1" w:qFormat="1"/>
     <w:lsdException w:name="index 1" w:semiHidden="1" w:unhideWhenUsed="1"/>
     <w:lsdException w:name="index 2" w:semiHidden="1" w:unhideWhenUsed="1"/>
     <w:lsdException w:name="index 3" w:semiHidden="1" w:unhideWhenUsed="1"/>
@@ -1207,22 +1079,22 @@
     <w:lsdException w:name="index 7" w:semiHidden="1" w:unhideWhenUsed="1"/>
     <w:lsdException w:name="index 8" w:semiHidden="1" w:unhideWhenUsed="1"/>
     <w:lsdException w:name="index 9" w:semiHidden="1" w:unhideWhenUsed="1"/>
-    <w:lsdException w:name="toc 1" w:uiPriority="39" w:semiHidden="1" w:unhideWhenUsed="1"/>
-    <w:lsdException w:name="toc 2" w:uiPriority="39" w:semiHidden="1" w:unhideWhenUsed="1"/>
-    <w:lsdException w:name="toc 3" w:uiPriority="39" w:semiHidden="1" w:unhideWhenUsed="1"/>
-    <w:lsdException w:name="toc 4" w:uiPriority="39" w:semiHidden="1" w:unhideWhenUsed="1"/>
-    <w:lsdException w:name="toc 5" w:uiPriority="39" w:semiHidden="1" w:unhideWhenUsed="1"/>
-    <w:lsdException w:name="toc 6" w:uiPriority="39" w:semiHidden="1" w:unhideWhenUsed="1"/>
-    <w:lsdException w:name="toc 7" w:uiPriority="39" w:semiHidden="1" w:unhideWhenUsed="1"/>
-    <w:lsdException w:name="toc 8" w:uiPriority="39" w:semiHidden="1" w:unhideWhenUsed="1"/>
-    <w:lsdException w:name="toc 9" w:uiPriority="39" w:semiHidden="1" w:unhideWhenUsed="1"/>
+    <w:lsdException w:name="toc 1" w:semiHidden="1" w:uiPriority="39" w:unhideWhenUsed="1"/>
+    <w:lsdException w:name="toc 2" w:semiHidden="1" w:uiPriority="39" w:unhideWhenUsed="1"/>
+    <w:lsdException w:name="toc 3" w:semiHidden="1" w:uiPriority="39" w:unhideWhenUsed="1"/>
+    <w:lsdException w:name="toc 4" w:semiHidden="1" w:uiPriority="39" w:unhideWhenUsed="1"/>
+    <w:lsdException w:name="toc 5" w:semiHidden="1" w:uiPriority="39" w:unhideWhenUsed="1"/>
+    <w:lsdException w:name="toc 6" w:semiHidden="1" w:uiPriority="39" w:unhideWhenUsed="1"/>
+    <w:lsdException w:name="toc 7" w:semiHidden="1" w:uiPriority="39" w:unhideWhenUsed="1"/>
+    <w:lsdException w:name="toc 8" w:semiHidden="1" w:uiPriority="39" w:unhideWhenUsed="1"/>
+    <w:lsdException w:name="toc 9" w:semiHidden="1" w:uiPriority="39" w:unhideWhenUsed="1"/>
     <w:lsdException w:name="Normal Indent" w:semiHidden="1" w:unhideWhenUsed="1"/>
     <w:lsdException w:name="footnote text" w:semiHidden="1" w:unhideWhenUsed="1"/>
     <w:lsdException w:name="annotation text" w:semiHidden="1" w:unhideWhenUsed="1"/>
     <w:lsdException w:name="header" w:semiHidden="1" w:unhideWhenUsed="1"/>
     <w:lsdException w:name="footer" w:semiHidden="1" w:unhideWhenUsed="1"/>
     <w:lsdException w:name="index heading" w:semiHidden="1" w:unhideWhenUsed="1"/>
-    <w:lsdException w:name="caption" w:uiPriority="35" w:semiHidden="1" w:unhideWhenUsed="1" w:qFormat="1"/>
+    <w:lsdException w:name="caption" w:semiHidden="1" w:uiPriority="35" w:unhideWhenUsed="1" w:qFormat="1"/>
     <w:lsdException w:name="table of figures" w:semiHidden="1" w:unhideWhenUsed="1"/>
     <w:lsdException w:name="envelope address" w:semiHidden="1" w:unhideWhenUsed="1"/>
     <w:lsdException w:name="envelope return" w:semiHidden="1" w:unhideWhenUsed="1"/>
@@ -1253,7 +1125,7 @@
     <w:lsdException w:name="Title" w:uiPriority="10" w:qFormat="1"/>
     <w:lsdException w:name="Closing" w:semiHidden="1" w:unhideWhenUsed="1"/>
     <w:lsdException w:name="Signature" w:semiHidden="1" w:unhideWhenUsed="1"/>
-    <w:lsdException w:name="Default Paragraph Font" w:uiPriority="1" w:semiHidden="1" w:unhideWhenUsed="1"/>
+    <w:lsdException w:name="Default Paragraph Font" w:semiHidden="1" w:uiPriority="1" w:unhideWhenUsed="1"/>
     <w:lsdException w:name="Body Text" w:semiHidden="1" w:unhideWhenUsed="1"/>
     <w:lsdException w:name="Body Text Indent" w:semiHidden="1" w:unhideWhenUsed="1"/>
     <w:lsdException w:name="List Continue" w:semiHidden="1" w:unhideWhenUsed="1"/>
@@ -1453,8 +1325,8 @@
     <w:lsdException w:name="Subtle Reference" w:uiPriority="31" w:qFormat="1"/>
     <w:lsdException w:name="Intense Reference" w:uiPriority="32" w:qFormat="1"/>
     <w:lsdException w:name="Book Title" w:uiPriority="33" w:qFormat="1"/>
-    <w:lsdException w:name="Bibliography" w:uiPriority="37" w:semiHidden="1" w:unhideWhenUsed="1"/>
-    <w:lsdException w:name="TOC Heading" w:uiPriority="39" w:semiHidden="1" w:unhideWhenUsed="1" w:qFormat="1"/>
+    <w:lsdException w:name="Bibliography" w:semiHidden="1" w:uiPriority="37" w:unhideWhenUsed="1"/>
+    <w:lsdException w:name="TOC Heading" w:semiHidden="1" w:uiPriority="39" w:unhideWhenUsed="1" w:qFormat="1"/>
     <w:lsdException w:name="Plain Table 1" w:uiPriority="41"/>
     <w:lsdException w:name="Plain Table 2" w:uiPriority="42"/>
     <w:lsdException w:name="Plain Table 3" w:uiPriority="43"/>
@@ -1565,76 +1437,82 @@
     <w:lsdException w:name="Unresolved Mention" w:semiHidden="1" w:unhideWhenUsed="1"/>
     <w:lsdException w:name="Smart Link" w:semiHidden="1" w:unhideWhenUsed="1"/>
   </w:latentStyles>
-  <w:style w:type="paragraph" w:styleId="Normal" w:default="1">
+  <w:style w:type="paragraph" w:default="1" w:styleId="Normal">
     <w:name w:val="Normal"/>
     <w:qFormat/>
-    <w:rsid w:val="003133fc"/>
+    <w:rsid w:val="003133FC"/>
     <w:pPr>
-      <w:widowControl/>
-      <w:bidi w:val="0"/>
-      <w:spacing w:lineRule="auto" w:line="276" w:before="0" w:after="200"/>
-      <w:jc w:val="left"/>
+      <w:spacing w:after="200" w:line="276" w:lineRule="auto"/>
     </w:pPr>
-    <w:rPr>
-      <w:rFonts w:ascii="Calibri" w:hAnsi="Calibri" w:eastAsia="Calibri" w:cs="" w:asciiTheme="minorHAnsi" w:cstheme="minorBidi" w:eastAsiaTheme="minorHAnsi" w:hAnsiTheme="minorHAnsi"/>
-      <w:color w:val="auto"/>
-      <w:kern w:val="0"/>
-      <w:sz w:val="22"/>
-      <w:szCs w:val="22"/>
-      <w:lang w:val="en-US" w:eastAsia="en-US" w:bidi="ar-SA"/>
-    </w:rPr>
   </w:style>
-  <w:style w:type="character" w:styleId="DefaultParagraphFont" w:default="1">
+  <w:style w:type="character" w:default="1" w:styleId="DefaultParagraphFont">
     <w:name w:val="Default Paragraph Font"/>
     <w:uiPriority w:val="1"/>
     <w:semiHidden/>
     <w:unhideWhenUsed/>
-    <w:qFormat/>
-    <w:rPr/>
   </w:style>
-  <w:style w:type="character" w:styleId="BalloonTextChar" w:customStyle="1">
+  <w:style w:type="table" w:default="1" w:styleId="TableNormal">
+    <w:name w:val="Normal Table"/>
+    <w:uiPriority w:val="99"/>
+    <w:semiHidden/>
+    <w:unhideWhenUsed/>
+    <w:tblPr>
+      <w:tblInd w:w="0" w:type="dxa"/>
+      <w:tblCellMar>
+        <w:top w:w="0" w:type="dxa"/>
+        <w:left w:w="108" w:type="dxa"/>
+        <w:bottom w:w="0" w:type="dxa"/>
+        <w:right w:w="108" w:type="dxa"/>
+      </w:tblCellMar>
+    </w:tblPr>
+  </w:style>
+  <w:style w:type="numbering" w:default="1" w:styleId="NoList">
+    <w:name w:val="No List"/>
+    <w:uiPriority w:val="99"/>
+    <w:semiHidden/>
+    <w:unhideWhenUsed/>
+  </w:style>
+  <w:style w:type="character" w:customStyle="1" w:styleId="BalloonTextChar">
     <w:name w:val="Balloon Text Char"/>
     <w:basedOn w:val="DefaultParagraphFont"/>
     <w:link w:val="BalloonText"/>
     <w:uiPriority w:val="99"/>
     <w:semiHidden/>
     <w:qFormat/>
-    <w:rsid w:val="0045410f"/>
+    <w:rsid w:val="0045410F"/>
     <w:rPr>
       <w:rFonts w:ascii="Tahoma" w:hAnsi="Tahoma" w:cs="Tahoma"/>
       <w:sz w:val="16"/>
       <w:szCs w:val="16"/>
     </w:rPr>
   </w:style>
-  <w:style w:type="character" w:styleId="HeaderChar" w:customStyle="1">
+  <w:style w:type="character" w:customStyle="1" w:styleId="HeaderChar">
     <w:name w:val="Header Char"/>
     <w:basedOn w:val="DefaultParagraphFont"/>
     <w:link w:val="Header"/>
     <w:uiPriority w:val="99"/>
     <w:qFormat/>
-    <w:rsid w:val="00de1d7e"/>
-    <w:rPr/>
+    <w:rsid w:val="00DE1D7E"/>
   </w:style>
-  <w:style w:type="character" w:styleId="FooterChar" w:customStyle="1">
+  <w:style w:type="character" w:customStyle="1" w:styleId="FooterChar">
     <w:name w:val="Footer Char"/>
     <w:basedOn w:val="DefaultParagraphFont"/>
     <w:link w:val="Footer"/>
     <w:uiPriority w:val="99"/>
     <w:qFormat/>
-    <w:rsid w:val="00de1d7e"/>
-    <w:rPr/>
+    <w:rsid w:val="00DE1D7E"/>
   </w:style>
-  <w:style w:type="paragraph" w:styleId="Heading">
+  <w:style w:type="paragraph" w:customStyle="1" w:styleId="Heading">
     <w:name w:val="Heading"/>
     <w:basedOn w:val="Normal"/>
     <w:next w:val="BodyText"/>
     <w:qFormat/>
     <w:pPr>
-      <w:keepNext w:val="true"/>
+      <w:keepNext/>
       <w:spacing w:before="240" w:after="120"/>
     </w:pPr>
     <w:rPr>
-      <w:rFonts w:ascii="Liberation Sans" w:hAnsi="Liberation Sans" w:eastAsia="Noto Sans CJK SC" w:cs="FreeSans"/>
+      <w:rFonts w:ascii="Liberation Sans" w:eastAsia="Noto Sans CJK SC" w:hAnsi="Liberation Sans" w:cs="FreeSans"/>
       <w:sz w:val="28"/>
       <w:szCs w:val="28"/>
     </w:rPr>
@@ -1643,20 +1521,18 @@
     <w:name w:val="Body Text"/>
     <w:basedOn w:val="Normal"/>
     <w:pPr>
-      <w:spacing w:lineRule="auto" w:line="276" w:before="0" w:after="140"/>
+      <w:spacing w:after="140"/>
     </w:pPr>
-    <w:rPr/>
   </w:style>
   <w:style w:type="paragraph" w:styleId="List">
     <w:name w:val="List"/>
     <w:basedOn w:val="BodyText"/>
-    <w:pPr/>
     <w:rPr>
       <w:rFonts w:cs="FreeSans"/>
     </w:rPr>
   </w:style>
   <w:style w:type="paragraph" w:styleId="Caption">
-    <w:name w:val="Caption"/>
+    <w:name w:val="caption"/>
     <w:basedOn w:val="Normal"/>
     <w:qFormat/>
     <w:pPr>
@@ -1671,7 +1547,7 @@
       <w:szCs w:val="24"/>
     </w:rPr>
   </w:style>
-  <w:style w:type="paragraph" w:styleId="Index">
+  <w:style w:type="paragraph" w:customStyle="1" w:styleId="Index">
     <w:name w:val="Index"/>
     <w:basedOn w:val="Normal"/>
     <w:qFormat/>
@@ -1687,13 +1563,11 @@
     <w:basedOn w:val="Normal"/>
     <w:uiPriority w:val="34"/>
     <w:qFormat/>
-    <w:rsid w:val="004e2e9f"/>
+    <w:rsid w:val="004E2E9F"/>
     <w:pPr>
-      <w:spacing w:before="0" w:after="200"/>
       <w:ind w:left="720"/>
       <w:contextualSpacing/>
     </w:pPr>
-    <w:rPr/>
   </w:style>
   <w:style w:type="paragraph" w:styleId="BalloonText">
     <w:name w:val="Balloon Text"/>
@@ -1703,9 +1577,9 @@
     <w:semiHidden/>
     <w:unhideWhenUsed/>
     <w:qFormat/>
-    <w:rsid w:val="0045410f"/>
+    <w:rsid w:val="0045410F"/>
     <w:pPr>
-      <w:spacing w:lineRule="auto" w:line="240" w:before="0" w:after="0"/>
+      <w:spacing w:after="0" w:line="240" w:lineRule="auto"/>
     </w:pPr>
     <w:rPr>
       <w:rFonts w:ascii="Tahoma" w:hAnsi="Tahoma" w:cs="Tahoma"/>
@@ -1713,84 +1587,54 @@
       <w:szCs w:val="16"/>
     </w:rPr>
   </w:style>
-  <w:style w:type="paragraph" w:styleId="HeaderandFooter">
+  <w:style w:type="paragraph" w:customStyle="1" w:styleId="HeaderandFooter">
     <w:name w:val="Header and Footer"/>
     <w:basedOn w:val="Normal"/>
     <w:qFormat/>
-    <w:pPr/>
-    <w:rPr/>
   </w:style>
   <w:style w:type="paragraph" w:styleId="Header">
-    <w:name w:val="Header"/>
+    <w:name w:val="header"/>
     <w:basedOn w:val="Normal"/>
     <w:link w:val="HeaderChar"/>
     <w:uiPriority w:val="99"/>
     <w:unhideWhenUsed/>
-    <w:rsid w:val="00de1d7e"/>
+    <w:rsid w:val="00DE1D7E"/>
     <w:pPr>
       <w:tabs>
-        <w:tab w:val="clear" w:pos="720"/>
-        <w:tab w:val="center" w:pos="4680" w:leader="none"/>
-        <w:tab w:val="right" w:pos="9360" w:leader="none"/>
+        <w:tab w:val="center" w:pos="4680"/>
+        <w:tab w:val="right" w:pos="9360"/>
       </w:tabs>
-      <w:spacing w:lineRule="auto" w:line="240" w:before="0" w:after="0"/>
+      <w:spacing w:after="0" w:line="240" w:lineRule="auto"/>
     </w:pPr>
-    <w:rPr/>
   </w:style>
   <w:style w:type="paragraph" w:styleId="Footer">
-    <w:name w:val="Footer"/>
+    <w:name w:val="footer"/>
     <w:basedOn w:val="Normal"/>
     <w:link w:val="FooterChar"/>
     <w:uiPriority w:val="99"/>
     <w:unhideWhenUsed/>
-    <w:rsid w:val="00de1d7e"/>
+    <w:rsid w:val="00DE1D7E"/>
     <w:pPr>
       <w:tabs>
-        <w:tab w:val="clear" w:pos="720"/>
-        <w:tab w:val="center" w:pos="4680" w:leader="none"/>
-        <w:tab w:val="right" w:pos="9360" w:leader="none"/>
+        <w:tab w:val="center" w:pos="4680"/>
+        <w:tab w:val="right" w:pos="9360"/>
       </w:tabs>
-      <w:spacing w:lineRule="auto" w:line="240" w:before="0" w:after="0"/>
+      <w:spacing w:after="0" w:line="240" w:lineRule="auto"/>
     </w:pPr>
-    <w:rPr/>
-  </w:style>
-  <w:style w:type="numbering" w:styleId="NoList" w:default="1">
-    <w:name w:val="No List"/>
-    <w:uiPriority w:val="99"/>
-    <w:semiHidden/>
-    <w:unhideWhenUsed/>
-    <w:qFormat/>
-  </w:style>
-  <w:style w:type="table" w:default="1" w:styleId="TableNormal">
-    <w:name w:val="Normal Table"/>
-    <w:uiPriority w:val="99"/>
-    <w:semiHidden/>
-    <w:unhideWhenUsed/>
-    <w:tblPr>
-      <w:tblCellMar>
-        <w:top w:w="0" w:type="dxa"/>
-        <w:left w:w="108" w:type="dxa"/>
-        <w:bottom w:w="0" w:type="dxa"/>
-        <w:right w:w="108" w:type="dxa"/>
-      </w:tblCellMar>
-    </w:tblPr>
   </w:style>
   <w:style w:type="table" w:styleId="TableGrid">
     <w:name w:val="Table Grid"/>
     <w:basedOn w:val="TableNormal"/>
     <w:uiPriority w:val="59"/>
-    <w:rsid w:val="004e2e9f"/>
-    <w:pPr>
-      <w:spacing w:after="0" w:line="240" w:lineRule="auto"/>
-    </w:pPr>
+    <w:rsid w:val="004E2E9F"/>
     <w:tblPr>
       <w:tblBorders>
-        <w:top w:val="single" w:color="auto" w:sz="4" w:space="0"/>
-        <w:left w:val="single" w:color="auto" w:sz="4" w:space="0"/>
-        <w:bottom w:val="single" w:color="auto" w:sz="4" w:space="0"/>
-        <w:right w:val="single" w:color="auto" w:sz="4" w:space="0"/>
-        <w:insideH w:val="single" w:color="auto" w:sz="4" w:space="0"/>
-        <w:insideV w:val="single" w:color="auto" w:sz="4" w:space="0"/>
+        <w:top w:val="single" w:sz="4" w:space="0" w:color="auto"/>
+        <w:left w:val="single" w:sz="4" w:space="0" w:color="auto"/>
+        <w:bottom w:val="single" w:sz="4" w:space="0" w:color="auto"/>
+        <w:right w:val="single" w:sz="4" w:space="0" w:color="auto"/>
+        <w:insideH w:val="single" w:sz="4" w:space="0" w:color="auto"/>
+        <w:insideV w:val="single" w:sz="4" w:space="0" w:color="auto"/>
       </w:tblBorders>
     </w:tblPr>
   </w:style>
@@ -1798,41 +1642,41 @@
 </file>
 
 <file path=word/theme/theme1.xml><?xml version="1.0" encoding="utf-8"?>
-<a:theme xmlns:a="http://schemas.openxmlformats.org/drawingml/2006/main" xmlns:r="http://schemas.openxmlformats.org/officeDocument/2006/relationships" name="Office Theme">
+<a:theme xmlns:a="http://schemas.openxmlformats.org/drawingml/2006/main" name="Office Theme">
   <a:themeElements>
     <a:clrScheme name="Office">
       <a:dk1>
         <a:srgbClr val="000000"/>
       </a:dk1>
       <a:lt1>
-        <a:srgbClr val="ffffff"/>
+        <a:srgbClr val="FFFFFF"/>
       </a:lt1>
       <a:dk2>
-        <a:srgbClr val="1f497d"/>
+        <a:srgbClr val="1F497D"/>
       </a:dk2>
       <a:lt2>
-        <a:srgbClr val="eeece1"/>
+        <a:srgbClr val="EEECE1"/>
       </a:lt2>
       <a:accent1>
-        <a:srgbClr val="4f81bd"/>
+        <a:srgbClr val="4F81BD"/>
       </a:accent1>
       <a:accent2>
-        <a:srgbClr val="c0504d"/>
+        <a:srgbClr val="C0504D"/>
       </a:accent2>
       <a:accent3>
-        <a:srgbClr val="9bbb59"/>
+        <a:srgbClr val="9BBB59"/>
       </a:accent3>
       <a:accent4>
-        <a:srgbClr val="8064a2"/>
+        <a:srgbClr val="8064A2"/>
       </a:accent4>
       <a:accent5>
-        <a:srgbClr val="4bacc6"/>
+        <a:srgbClr val="4BACC6"/>
       </a:accent5>
       <a:accent6>
-        <a:srgbClr val="f79646"/>
+        <a:srgbClr val="F79646"/>
       </a:accent6>
       <a:hlink>
-        <a:srgbClr val="0000ff"/>
+        <a:srgbClr val="0000FF"/>
       </a:hlink>
       <a:folHlink>
         <a:srgbClr val="800080"/>
@@ -1840,12 +1684,12 @@
     </a:clrScheme>
     <a:fontScheme name="Office">
       <a:majorFont>
-        <a:latin typeface="Cambria" pitchFamily="0" charset="1"/>
+        <a:latin typeface="Cambria"/>
         <a:ea typeface=""/>
         <a:cs typeface=""/>
       </a:majorFont>
       <a:minorFont>
-        <a:latin typeface="Calibri" pitchFamily="0" charset="1"/>
+        <a:latin typeface="Calibri"/>
         <a:ea typeface=""/>
         <a:cs typeface=""/>
       </a:minorFont>
@@ -1874,7 +1718,7 @@
             </a:gs>
           </a:gsLst>
           <a:lin ang="16200000" scaled="1"/>
-          <a:tileRect l="0" t="0" r="0" b="0"/>
+          <a:tileRect/>
         </a:gradFill>
         <a:gradFill>
           <a:gsLst>
@@ -1895,7 +1739,7 @@
             </a:gs>
           </a:gsLst>
           <a:lin ang="16200000" scaled="0"/>
-          <a:tileRect l="0" t="0" r="0" b="0"/>
+          <a:tileRect/>
         </a:gradFill>
       </a:fillStyleLst>
       <a:lnStyleLst>
@@ -1946,7 +1790,7 @@
           <a:path path="circle">
             <a:fillToRect l="50000" t="-80000" r="50000" b="180000"/>
           </a:path>
-          <a:tileRect l="0" t="0" r="0" b="0"/>
+          <a:tileRect/>
         </a:gradFill>
         <a:gradFill>
           <a:gsLst>
@@ -1964,11 +1808,13 @@
           <a:path path="circle">
             <a:fillToRect l="50000" t="50000" r="50000" b="50000"/>
           </a:path>
-          <a:tileRect l="0" t="0" r="0" b="0"/>
+          <a:tileRect/>
         </a:gradFill>
       </a:bgFillStyleLst>
     </a:fmtScheme>
   </a:themeElements>
+  <a:objectDefaults/>
+  <a:extraClrSchemeLst/>
 </a:theme>
 </file>
 
